--- a/reports/周新永_实验报告.docx
+++ b/reports/周新永_实验报告.docx
@@ -3774,14 +3774,7 @@
         <w:jc w:val="left"/>
       </w:pPr>
       <w:r>
-        <w:rPr>
-          <w:rFonts w:ascii="Times New Roman" w:hAnsi="Times New Roman" w:eastAsia="宋体" w:cs="Times New Roman"/>
-          <w:b/>
-          <w:i w:val="0"/>
-          <w:color w:val="000000"/>
-          <w:sz w:val="24"/>
-        </w:rPr>
-        <w:t>4.5 主观评价样本与评分规则</w:t>
+        <w:t>4.5 辅助评价样本与评分规则</w:t>
       </w:r>
     </w:p>
     <w:p>
@@ -3789,18 +3782,17 @@
         <w:keepNext w:val="0"/>
         <w:widowControl/>
         <w:spacing w:before="0" w:after="90" w:line="300" w:lineRule="auto"/>
-        <w:ind w:left="0" w:right="0" w:firstLine="420"/>
+        <w:ind w:firstLine="420" w:left="0" w:right="0"/>
         <w:jc w:val="both"/>
       </w:pPr>
       <w:r>
         <w:rPr>
-          <w:rFonts w:ascii="Times New Roman" w:hAnsi="Times New Roman" w:eastAsia="宋体" w:cs="Times New Roman"/>
+          <w:rFonts w:ascii="Times New Roman" w:hAnsi="Times New Roman" w:eastAsia="宋体"/>
           <w:b w:val="0"/>
-          <w:i w:val="0"/>
           <w:color w:val="000000"/>
           <w:sz w:val="21"/>
         </w:rPr>
-        <w:t>主观评价采用两人共同整理的同一组100道问题，覆盖100部电影，抽样种子为42，导演P57、类型P136、制作国家P495和原始语言P364各25题。每题保留A0与验证集选定B0的原始英文答案各一条，共200条匿名答案；问题、参考答案、答案位置和系统映射保持固定。两份报告采用相同样本与评分规则，评价结果应依据同一批实际评分记录统计。</w:t>
+        <w:t>评价沿用两人共同整理的100道问题，覆盖100部电影，抽样种子为42，导演P57、类型P136、制作国家P495和原始语言P364各25题。每题保留A0与验证集选定B0的原始英文答案各一条，共200条匿名答案；问题、参考答案、答案位置和系统映射保持固定。该样本用于四类关系的覆盖性诊断，评价对象不含名称恢复后的文本、中文自由问答或P0输出。两份报告使用同一批评分记录。</w:t>
       </w:r>
     </w:p>
     <w:p>
@@ -3808,18 +3800,35 @@
         <w:keepNext w:val="0"/>
         <w:widowControl/>
         <w:spacing w:before="0" w:after="90" w:line="300" w:lineRule="auto"/>
-        <w:ind w:left="0" w:right="0" w:firstLine="420"/>
+        <w:ind w:firstLine="420" w:left="0" w:right="0"/>
         <w:jc w:val="both"/>
       </w:pPr>
       <w:r>
         <w:rPr>
-          <w:rFonts w:ascii="Times New Roman" w:hAnsi="Times New Roman" w:eastAsia="宋体" w:cs="Times New Roman"/>
+          <w:rFonts w:ascii="Times New Roman" w:hAnsi="Times New Roman" w:eastAsia="宋体"/>
           <w:b w:val="0"/>
-          <w:i w:val="0"/>
           <w:color w:val="000000"/>
           <w:sz w:val="21"/>
         </w:rPr>
-        <w:t>准确性与完整性均为0—2分，分别判断事实是否正确以及是否覆盖所问的全部内容；流畅度为1—5分，从难以理解到表达自然；无依据断言记为0或1，分别表示未发现或存在参考事实不支持的断言。记录实际评价人数与评分日期，保留原始逐条评分；多人评价时另报一致性，单人不计算一致性。空白表示未评价，不计为零分。</w:t>
+        <w:t>2026年10月31日，采用两个独立上下文中的gpt-6.1-sol完成AI辅助评价，推理强度均为ultra。每个上下文逐条评价全部200条答案，合计形成400条记录，每条含四项分值和具体依据。评分时仅提供题目、两种参考表达和匿名答案，未提供系统身份、另一上下文评分或项目既有成绩，也未联网核验电影事实；评分完成后再按固定映射汇总。</w:t>
+      </w:r>
+    </w:p>
+    <w:p>
+      <w:pPr>
+        <w:keepNext w:val="0"/>
+        <w:widowControl/>
+        <w:spacing w:before="0" w:after="90" w:line="300" w:lineRule="auto"/>
+        <w:ind w:firstLine="420" w:left="0" w:right="0"/>
+        <w:jc w:val="both"/>
+      </w:pPr>
+      <w:r>
+        <w:rPr>
+          <w:rFonts w:ascii="Times New Roman" w:hAnsi="Times New Roman" w:eastAsia="宋体"/>
+          <w:b w:val="0"/>
+          <w:color w:val="000000"/>
+          <w:sz w:val="21"/>
+        </w:rPr>
+        <w:t>准确性与完整性均为0—2分，分别检查已回答的关系与实体是否正确，以及是否覆盖参考支持的全部所问内容；流畅度为1—5分，评价实际英语表达。无依据断言为0或1，表示是否存在给定参考不能支持的新增事实，该项不等于外部事实核验。两组原判分别保留，不协商消除分歧，并以同一答案的四项分值是否完全相同计算一致率。两个模型上下文不代表两名真人评价者，本次结果不替代课程要求的人工评价；目前尚无完整真人评分记录。</w:t>
       </w:r>
     </w:p>
     <w:p>
@@ -16265,14 +16274,7 @@
         <w:jc w:val="left"/>
       </w:pPr>
       <w:r>
-        <w:rPr>
-          <w:rFonts w:ascii="Times New Roman" w:hAnsi="Times New Roman" w:eastAsia="宋体" w:cs="Times New Roman"/>
-          <w:b/>
-          <w:i w:val="0"/>
-          <w:color w:val="000000"/>
-          <w:sz w:val="22"/>
-        </w:rPr>
-        <w:t>主观评价与复现材料状态</w:t>
+        <w:t>双独立AI辅助评价结果</w:t>
       </w:r>
     </w:p>
     <w:p>
@@ -16287,13 +16289,1678 @@
       </w:pPr>
       <w:r>
         <w:rPr>
-          <w:rFonts w:ascii="Times New Roman" w:hAnsi="Times New Roman" w:eastAsia="宋体" w:cs="Times New Roman"/>
+          <w:rFonts w:ascii="Times New Roman" w:hAnsi="Times New Roman" w:eastAsia="宋体"/>
           <w:b w:val="0"/>
-          <w:i w:val="0"/>
           <w:color w:val="000000"/>
           <w:sz w:val="21"/>
         </w:rPr>
-        <w:t>主观评价的样本与规则已按第4.5节统一。当前尚未取得实际评价者完整填写的逐条评分，因此本报告不列主观评价均值或评价者一致性结果；本章已有的实体F1、BLEU和ROUGE-L均来自自动评价。</w:t>
+        <w:t>按照第4.5节的方法，两组辅助评审均完成200条答案评价。表12按模型上下文和系统分别列出结果，每行对应100条答案。前三项报告均值，无依据断言报告被标记的答案数；这些分数单独统计，不计入实体F1、BLEU或ROUGE-L。</w:t>
+      </w:r>
+    </w:p>
+    <w:p>
+      <w:pPr>
+        <w:pStyle w:val="Caption"/>
+        <w:keepNext/>
+        <w:spacing w:line="240" w:lineRule="auto" w:before="60" w:after="90"/>
+        <w:ind w:firstLine="0" w:left="0" w:right="0"/>
+        <w:jc w:val="center"/>
+      </w:pPr>
+      <w:r>
+        <w:rPr>
+          <w:rFonts w:ascii="Times New Roman" w:hAnsi="Times New Roman" w:eastAsia="宋体"/>
+          <w:b w:val="0"/>
+          <w:color w:val="000000"/>
+          <w:sz w:val="19"/>
+        </w:rPr>
+        <w:t>表12 双独立模型上下文的AI辅助评价结果</w:t>
+      </w:r>
+    </w:p>
+    <w:tbl>
+      <w:tblPr>
+        <w:tblW w:type="auto" w:w="0"/>
+        <w:jc w:val="center"/>
+        <w:tblLayout w:type="fixed"/>
+        <w:tblLook w:firstColumn="1" w:firstRow="1" w:lastColumn="0" w:lastRow="0" w:noHBand="0" w:noVBand="1" w:val="04A0"/>
+        <w:tblBorders>
+          <w:top w:val="single" w:sz="4" w:color="D9D9D9"/>
+          <w:left w:val="single" w:sz="4" w:color="D9D9D9"/>
+          <w:bottom w:val="single" w:sz="4" w:color="D9D9D9"/>
+          <w:right w:val="single" w:sz="4" w:color="D9D9D9"/>
+          <w:insideH w:val="single" w:sz="4" w:color="D9D9D9"/>
+          <w:insideV w:val="single" w:sz="4" w:color="D9D9D9"/>
+        </w:tblBorders>
+        <w:tblCellMar>
+          <w:top w:w="75" w:type="dxa"/>
+          <w:bottom w:w="75" w:type="dxa"/>
+          <w:left w:w="90" w:type="dxa"/>
+          <w:right w:w="90" w:type="dxa"/>
+        </w:tblCellMar>
+      </w:tblPr>
+      <w:tblGrid>
+        <w:gridCol w:w="1191"/>
+        <w:gridCol w:w="624"/>
+        <w:gridCol w:w="794"/>
+        <w:gridCol w:w="1587"/>
+        <w:gridCol w:w="1587"/>
+        <w:gridCol w:w="1587"/>
+        <w:gridCol w:w="1587"/>
+      </w:tblGrid>
+      <w:tr>
+        <w:trPr>
+          <w:cantSplit/>
+          <w:tblHeader/>
+        </w:trPr>
+        <w:tc>
+          <w:tcPr>
+            <w:tcW w:type="dxa" w:w="1191"/>
+            <w:vAlign w:val="center"/>
+            <w:shd w:fill="E7E6E6"/>
+          </w:tcPr>
+          <w:p>
+            <w:pPr>
+              <w:keepNext/>
+              <w:spacing w:line="240" w:lineRule="auto" w:before="40" w:after="40"/>
+              <w:ind w:firstLine="0" w:left="0" w:right="0"/>
+              <w:jc w:val="center"/>
+            </w:pPr>
+            <w:r>
+              <w:rPr>
+                <w:rFonts w:ascii="Times New Roman" w:hAnsi="Times New Roman" w:eastAsia="宋体"/>
+                <w:b/>
+                <w:color w:val="000000"/>
+                <w:sz w:val="19"/>
+              </w:rPr>
+              <w:t>模型上下文</w:t>
+            </w:r>
+          </w:p>
+        </w:tc>
+        <w:tc>
+          <w:tcPr>
+            <w:tcW w:type="dxa" w:w="624"/>
+            <w:vAlign w:val="center"/>
+            <w:shd w:fill="E7E6E6"/>
+          </w:tcPr>
+          <w:p>
+            <w:pPr>
+              <w:keepNext/>
+              <w:spacing w:line="240" w:lineRule="auto" w:before="40" w:after="40"/>
+              <w:ind w:firstLine="0" w:left="0" w:right="0"/>
+              <w:jc w:val="center"/>
+            </w:pPr>
+            <w:r>
+              <w:rPr>
+                <w:rFonts w:ascii="Times New Roman" w:hAnsi="Times New Roman" w:eastAsia="宋体"/>
+                <w:b/>
+                <w:color w:val="000000"/>
+                <w:sz w:val="19"/>
+              </w:rPr>
+              <w:t>系统</w:t>
+            </w:r>
+          </w:p>
+        </w:tc>
+        <w:tc>
+          <w:tcPr>
+            <w:tcW w:type="dxa" w:w="794"/>
+            <w:vAlign w:val="center"/>
+            <w:shd w:fill="E7E6E6"/>
+          </w:tcPr>
+          <w:p>
+            <w:pPr>
+              <w:keepNext/>
+              <w:spacing w:line="240" w:lineRule="auto" w:before="40" w:after="40"/>
+              <w:ind w:firstLine="0" w:left="0" w:right="0"/>
+              <w:jc w:val="center"/>
+            </w:pPr>
+            <w:r>
+              <w:rPr>
+                <w:rFonts w:ascii="Times New Roman" w:hAnsi="Times New Roman" w:eastAsia="宋体"/>
+                <w:b/>
+                <w:color w:val="000000"/>
+                <w:sz w:val="19"/>
+              </w:rPr>
+              <w:t>答案数</w:t>
+            </w:r>
+          </w:p>
+        </w:tc>
+        <w:tc>
+          <w:tcPr>
+            <w:tcW w:type="dxa" w:w="1587"/>
+            <w:vAlign w:val="center"/>
+            <w:shd w:fill="E7E6E6"/>
+          </w:tcPr>
+          <w:p>
+            <w:pPr>
+              <w:keepNext/>
+              <w:spacing w:line="240" w:lineRule="auto" w:before="40" w:after="40"/>
+              <w:ind w:firstLine="0" w:left="0" w:right="0"/>
+              <w:jc w:val="center"/>
+            </w:pPr>
+            <w:r>
+              <w:rPr>
+                <w:rFonts w:ascii="Times New Roman" w:hAnsi="Times New Roman" w:eastAsia="宋体"/>
+                <w:b/>
+                <w:color w:val="000000"/>
+                <w:sz w:val="19"/>
+              </w:rPr>
+              <w:t>准确性均值</w:t>
+              <w:br/>
+              <w:t>0—2分</w:t>
+            </w:r>
+          </w:p>
+        </w:tc>
+        <w:tc>
+          <w:tcPr>
+            <w:tcW w:type="dxa" w:w="1587"/>
+            <w:vAlign w:val="center"/>
+            <w:shd w:fill="E7E6E6"/>
+          </w:tcPr>
+          <w:p>
+            <w:pPr>
+              <w:keepNext/>
+              <w:spacing w:line="240" w:lineRule="auto" w:before="40" w:after="40"/>
+              <w:ind w:firstLine="0" w:left="0" w:right="0"/>
+              <w:jc w:val="center"/>
+            </w:pPr>
+            <w:r>
+              <w:rPr>
+                <w:rFonts w:ascii="Times New Roman" w:hAnsi="Times New Roman" w:eastAsia="宋体"/>
+                <w:b/>
+                <w:color w:val="000000"/>
+                <w:sz w:val="19"/>
+              </w:rPr>
+              <w:t>完整性均值</w:t>
+              <w:br/>
+              <w:t>0—2分</w:t>
+            </w:r>
+          </w:p>
+        </w:tc>
+        <w:tc>
+          <w:tcPr>
+            <w:tcW w:type="dxa" w:w="1587"/>
+            <w:vAlign w:val="center"/>
+            <w:shd w:fill="E7E6E6"/>
+          </w:tcPr>
+          <w:p>
+            <w:pPr>
+              <w:keepNext/>
+              <w:spacing w:line="240" w:lineRule="auto" w:before="40" w:after="40"/>
+              <w:ind w:firstLine="0" w:left="0" w:right="0"/>
+              <w:jc w:val="center"/>
+            </w:pPr>
+            <w:r>
+              <w:rPr>
+                <w:rFonts w:ascii="Times New Roman" w:hAnsi="Times New Roman" w:eastAsia="宋体"/>
+                <w:b/>
+                <w:color w:val="000000"/>
+                <w:sz w:val="19"/>
+              </w:rPr>
+              <w:t>流畅度均值</w:t>
+              <w:br/>
+              <w:t>1—5分</w:t>
+            </w:r>
+          </w:p>
+        </w:tc>
+        <w:tc>
+          <w:tcPr>
+            <w:tcW w:type="dxa" w:w="1587"/>
+            <w:vAlign w:val="center"/>
+            <w:shd w:fill="E7E6E6"/>
+          </w:tcPr>
+          <w:p>
+            <w:pPr>
+              <w:keepNext/>
+              <w:spacing w:line="240" w:lineRule="auto" w:before="40" w:after="40"/>
+              <w:ind w:firstLine="0" w:left="0" w:right="0"/>
+              <w:jc w:val="center"/>
+            </w:pPr>
+            <w:r>
+              <w:rPr>
+                <w:rFonts w:ascii="Times New Roman" w:hAnsi="Times New Roman" w:eastAsia="宋体"/>
+                <w:b/>
+                <w:color w:val="000000"/>
+                <w:sz w:val="19"/>
+              </w:rPr>
+              <w:t>无依据断言</w:t>
+              <w:br/>
+              <w:t>条数</w:t>
+            </w:r>
+          </w:p>
+        </w:tc>
+      </w:tr>
+      <w:tr>
+        <w:trPr>
+          <w:cantSplit/>
+        </w:trPr>
+        <w:tc>
+          <w:tcPr>
+            <w:tcW w:type="dxa" w:w="1191"/>
+            <w:vAlign w:val="center"/>
+            <w:shd w:fill="FFFFFF"/>
+          </w:tcPr>
+          <w:p>
+            <w:pPr>
+              <w:keepNext/>
+              <w:spacing w:line="240" w:lineRule="auto" w:before="40" w:after="40"/>
+              <w:ind w:firstLine="0" w:left="0" w:right="0"/>
+              <w:jc w:val="center"/>
+            </w:pPr>
+            <w:r>
+              <w:rPr>
+                <w:rFonts w:ascii="Times New Roman" w:hAnsi="Times New Roman" w:eastAsia="宋体"/>
+                <w:b w:val="0"/>
+                <w:color w:val="000000"/>
+                <w:sz w:val="19"/>
+              </w:rPr>
+              <w:t>01</w:t>
+            </w:r>
+          </w:p>
+        </w:tc>
+        <w:tc>
+          <w:tcPr>
+            <w:tcW w:type="dxa" w:w="624"/>
+            <w:vAlign w:val="center"/>
+            <w:shd w:fill="FFFFFF"/>
+          </w:tcPr>
+          <w:p>
+            <w:pPr>
+              <w:keepNext/>
+              <w:spacing w:line="240" w:lineRule="auto" w:before="40" w:after="40"/>
+              <w:ind w:firstLine="0" w:left="0" w:right="0"/>
+              <w:jc w:val="center"/>
+            </w:pPr>
+            <w:r>
+              <w:rPr>
+                <w:rFonts w:ascii="Times New Roman" w:hAnsi="Times New Roman" w:eastAsia="宋体"/>
+                <w:b w:val="0"/>
+                <w:color w:val="000000"/>
+                <w:sz w:val="19"/>
+              </w:rPr>
+              <w:t>A0</w:t>
+            </w:r>
+          </w:p>
+        </w:tc>
+        <w:tc>
+          <w:tcPr>
+            <w:tcW w:type="dxa" w:w="794"/>
+            <w:vAlign w:val="center"/>
+            <w:shd w:fill="FFFFFF"/>
+          </w:tcPr>
+          <w:p>
+            <w:pPr>
+              <w:keepNext/>
+              <w:spacing w:line="240" w:lineRule="auto" w:before="40" w:after="40"/>
+              <w:ind w:firstLine="0" w:left="0" w:right="0"/>
+              <w:jc w:val="center"/>
+            </w:pPr>
+            <w:r>
+              <w:rPr>
+                <w:rFonts w:ascii="Times New Roman" w:hAnsi="Times New Roman" w:eastAsia="宋体"/>
+                <w:b w:val="0"/>
+                <w:color w:val="000000"/>
+                <w:sz w:val="19"/>
+              </w:rPr>
+              <w:t>100</w:t>
+            </w:r>
+          </w:p>
+        </w:tc>
+        <w:tc>
+          <w:tcPr>
+            <w:tcW w:type="dxa" w:w="1587"/>
+            <w:vAlign w:val="center"/>
+            <w:shd w:fill="FFFFFF"/>
+          </w:tcPr>
+          <w:p>
+            <w:pPr>
+              <w:keepNext/>
+              <w:spacing w:line="240" w:lineRule="auto" w:before="40" w:after="40"/>
+              <w:ind w:firstLine="0" w:left="0" w:right="0"/>
+              <w:jc w:val="center"/>
+            </w:pPr>
+            <w:r>
+              <w:rPr>
+                <w:rFonts w:ascii="Times New Roman" w:hAnsi="Times New Roman" w:eastAsia="宋体"/>
+                <w:b w:val="0"/>
+                <w:color w:val="000000"/>
+                <w:sz w:val="19"/>
+              </w:rPr>
+              <w:t>2.00</w:t>
+            </w:r>
+          </w:p>
+        </w:tc>
+        <w:tc>
+          <w:tcPr>
+            <w:tcW w:type="dxa" w:w="1587"/>
+            <w:vAlign w:val="center"/>
+            <w:shd w:fill="FFFFFF"/>
+          </w:tcPr>
+          <w:p>
+            <w:pPr>
+              <w:keepNext/>
+              <w:spacing w:line="240" w:lineRule="auto" w:before="40" w:after="40"/>
+              <w:ind w:firstLine="0" w:left="0" w:right="0"/>
+              <w:jc w:val="center"/>
+            </w:pPr>
+            <w:r>
+              <w:rPr>
+                <w:rFonts w:ascii="Times New Roman" w:hAnsi="Times New Roman" w:eastAsia="宋体"/>
+                <w:b w:val="0"/>
+                <w:color w:val="000000"/>
+                <w:sz w:val="19"/>
+              </w:rPr>
+              <w:t>2.00</w:t>
+            </w:r>
+          </w:p>
+        </w:tc>
+        <w:tc>
+          <w:tcPr>
+            <w:tcW w:type="dxa" w:w="1587"/>
+            <w:vAlign w:val="center"/>
+            <w:shd w:fill="FFFFFF"/>
+          </w:tcPr>
+          <w:p>
+            <w:pPr>
+              <w:keepNext/>
+              <w:spacing w:line="240" w:lineRule="auto" w:before="40" w:after="40"/>
+              <w:ind w:firstLine="0" w:left="0" w:right="0"/>
+              <w:jc w:val="center"/>
+            </w:pPr>
+            <w:r>
+              <w:rPr>
+                <w:rFonts w:ascii="Times New Roman" w:hAnsi="Times New Roman" w:eastAsia="宋体"/>
+                <w:b w:val="0"/>
+                <w:color w:val="000000"/>
+                <w:sz w:val="19"/>
+              </w:rPr>
+              <w:t>4.46</w:t>
+            </w:r>
+          </w:p>
+        </w:tc>
+        <w:tc>
+          <w:tcPr>
+            <w:tcW w:type="dxa" w:w="1587"/>
+            <w:vAlign w:val="center"/>
+            <w:shd w:fill="FFFFFF"/>
+          </w:tcPr>
+          <w:p>
+            <w:pPr>
+              <w:keepNext/>
+              <w:spacing w:line="240" w:lineRule="auto" w:before="40" w:after="40"/>
+              <w:ind w:firstLine="0" w:left="0" w:right="0"/>
+              <w:jc w:val="center"/>
+            </w:pPr>
+            <w:r>
+              <w:rPr>
+                <w:rFonts w:ascii="Times New Roman" w:hAnsi="Times New Roman" w:eastAsia="宋体"/>
+                <w:b w:val="0"/>
+                <w:color w:val="000000"/>
+                <w:sz w:val="19"/>
+              </w:rPr>
+              <w:t>0/100</w:t>
+            </w:r>
+          </w:p>
+        </w:tc>
+      </w:tr>
+      <w:tr>
+        <w:trPr>
+          <w:cantSplit/>
+        </w:trPr>
+        <w:tc>
+          <w:tcPr>
+            <w:tcW w:type="dxa" w:w="1191"/>
+            <w:vAlign w:val="center"/>
+            <w:shd w:fill="FFFFFF"/>
+          </w:tcPr>
+          <w:p>
+            <w:pPr>
+              <w:keepNext/>
+              <w:spacing w:line="240" w:lineRule="auto" w:before="40" w:after="40"/>
+              <w:ind w:firstLine="0" w:left="0" w:right="0"/>
+              <w:jc w:val="center"/>
+            </w:pPr>
+            <w:r>
+              <w:rPr>
+                <w:rFonts w:ascii="Times New Roman" w:hAnsi="Times New Roman" w:eastAsia="宋体"/>
+                <w:b w:val="0"/>
+                <w:color w:val="000000"/>
+                <w:sz w:val="19"/>
+              </w:rPr>
+              <w:t>01</w:t>
+            </w:r>
+          </w:p>
+        </w:tc>
+        <w:tc>
+          <w:tcPr>
+            <w:tcW w:type="dxa" w:w="624"/>
+            <w:vAlign w:val="center"/>
+            <w:shd w:fill="FFFFFF"/>
+          </w:tcPr>
+          <w:p>
+            <w:pPr>
+              <w:keepNext/>
+              <w:spacing w:line="240" w:lineRule="auto" w:before="40" w:after="40"/>
+              <w:ind w:firstLine="0" w:left="0" w:right="0"/>
+              <w:jc w:val="center"/>
+            </w:pPr>
+            <w:r>
+              <w:rPr>
+                <w:rFonts w:ascii="Times New Roman" w:hAnsi="Times New Roman" w:eastAsia="宋体"/>
+                <w:b w:val="0"/>
+                <w:color w:val="000000"/>
+                <w:sz w:val="19"/>
+              </w:rPr>
+              <w:t>B0</w:t>
+            </w:r>
+          </w:p>
+        </w:tc>
+        <w:tc>
+          <w:tcPr>
+            <w:tcW w:type="dxa" w:w="794"/>
+            <w:vAlign w:val="center"/>
+            <w:shd w:fill="FFFFFF"/>
+          </w:tcPr>
+          <w:p>
+            <w:pPr>
+              <w:keepNext/>
+              <w:spacing w:line="240" w:lineRule="auto" w:before="40" w:after="40"/>
+              <w:ind w:firstLine="0" w:left="0" w:right="0"/>
+              <w:jc w:val="center"/>
+            </w:pPr>
+            <w:r>
+              <w:rPr>
+                <w:rFonts w:ascii="Times New Roman" w:hAnsi="Times New Roman" w:eastAsia="宋体"/>
+                <w:b w:val="0"/>
+                <w:color w:val="000000"/>
+                <w:sz w:val="19"/>
+              </w:rPr>
+              <w:t>100</w:t>
+            </w:r>
+          </w:p>
+        </w:tc>
+        <w:tc>
+          <w:tcPr>
+            <w:tcW w:type="dxa" w:w="1587"/>
+            <w:vAlign w:val="center"/>
+            <w:shd w:fill="FFFFFF"/>
+          </w:tcPr>
+          <w:p>
+            <w:pPr>
+              <w:keepNext/>
+              <w:spacing w:line="240" w:lineRule="auto" w:before="40" w:after="40"/>
+              <w:ind w:firstLine="0" w:left="0" w:right="0"/>
+              <w:jc w:val="center"/>
+            </w:pPr>
+            <w:r>
+              <w:rPr>
+                <w:rFonts w:ascii="Times New Roman" w:hAnsi="Times New Roman" w:eastAsia="宋体"/>
+                <w:b w:val="0"/>
+                <w:color w:val="000000"/>
+                <w:sz w:val="19"/>
+              </w:rPr>
+              <w:t>1.99</w:t>
+            </w:r>
+          </w:p>
+        </w:tc>
+        <w:tc>
+          <w:tcPr>
+            <w:tcW w:type="dxa" w:w="1587"/>
+            <w:vAlign w:val="center"/>
+            <w:shd w:fill="FFFFFF"/>
+          </w:tcPr>
+          <w:p>
+            <w:pPr>
+              <w:keepNext/>
+              <w:spacing w:line="240" w:lineRule="auto" w:before="40" w:after="40"/>
+              <w:ind w:firstLine="0" w:left="0" w:right="0"/>
+              <w:jc w:val="center"/>
+            </w:pPr>
+            <w:r>
+              <w:rPr>
+                <w:rFonts w:ascii="Times New Roman" w:hAnsi="Times New Roman" w:eastAsia="宋体"/>
+                <w:b w:val="0"/>
+                <w:color w:val="000000"/>
+                <w:sz w:val="19"/>
+              </w:rPr>
+              <w:t>1.99</w:t>
+            </w:r>
+          </w:p>
+        </w:tc>
+        <w:tc>
+          <w:tcPr>
+            <w:tcW w:type="dxa" w:w="1587"/>
+            <w:vAlign w:val="center"/>
+            <w:shd w:fill="FFFFFF"/>
+          </w:tcPr>
+          <w:p>
+            <w:pPr>
+              <w:keepNext/>
+              <w:spacing w:line="240" w:lineRule="auto" w:before="40" w:after="40"/>
+              <w:ind w:firstLine="0" w:left="0" w:right="0"/>
+              <w:jc w:val="center"/>
+            </w:pPr>
+            <w:r>
+              <w:rPr>
+                <w:rFonts w:ascii="Times New Roman" w:hAnsi="Times New Roman" w:eastAsia="宋体"/>
+                <w:b w:val="0"/>
+                <w:color w:val="000000"/>
+                <w:sz w:val="19"/>
+              </w:rPr>
+              <w:t>4.45</w:t>
+            </w:r>
+          </w:p>
+        </w:tc>
+        <w:tc>
+          <w:tcPr>
+            <w:tcW w:type="dxa" w:w="1587"/>
+            <w:vAlign w:val="center"/>
+            <w:shd w:fill="FFFFFF"/>
+          </w:tcPr>
+          <w:p>
+            <w:pPr>
+              <w:keepNext/>
+              <w:spacing w:line="240" w:lineRule="auto" w:before="40" w:after="40"/>
+              <w:ind w:firstLine="0" w:left="0" w:right="0"/>
+              <w:jc w:val="center"/>
+            </w:pPr>
+            <w:r>
+              <w:rPr>
+                <w:rFonts w:ascii="Times New Roman" w:hAnsi="Times New Roman" w:eastAsia="宋体"/>
+                <w:b w:val="0"/>
+                <w:color w:val="000000"/>
+                <w:sz w:val="19"/>
+              </w:rPr>
+              <w:t>0/100</w:t>
+            </w:r>
+          </w:p>
+        </w:tc>
+      </w:tr>
+      <w:tr>
+        <w:trPr>
+          <w:cantSplit/>
+        </w:trPr>
+        <w:tc>
+          <w:tcPr>
+            <w:tcW w:type="dxa" w:w="1191"/>
+            <w:vAlign w:val="center"/>
+            <w:shd w:fill="FFFFFF"/>
+          </w:tcPr>
+          <w:p>
+            <w:pPr>
+              <w:keepNext/>
+              <w:spacing w:line="240" w:lineRule="auto" w:before="40" w:after="40"/>
+              <w:ind w:firstLine="0" w:left="0" w:right="0"/>
+              <w:jc w:val="center"/>
+            </w:pPr>
+            <w:r>
+              <w:rPr>
+                <w:rFonts w:ascii="Times New Roman" w:hAnsi="Times New Roman" w:eastAsia="宋体"/>
+                <w:b w:val="0"/>
+                <w:color w:val="000000"/>
+                <w:sz w:val="19"/>
+              </w:rPr>
+              <w:t>02</w:t>
+            </w:r>
+          </w:p>
+        </w:tc>
+        <w:tc>
+          <w:tcPr>
+            <w:tcW w:type="dxa" w:w="624"/>
+            <w:vAlign w:val="center"/>
+            <w:shd w:fill="FFFFFF"/>
+          </w:tcPr>
+          <w:p>
+            <w:pPr>
+              <w:keepNext/>
+              <w:spacing w:line="240" w:lineRule="auto" w:before="40" w:after="40"/>
+              <w:ind w:firstLine="0" w:left="0" w:right="0"/>
+              <w:jc w:val="center"/>
+            </w:pPr>
+            <w:r>
+              <w:rPr>
+                <w:rFonts w:ascii="Times New Roman" w:hAnsi="Times New Roman" w:eastAsia="宋体"/>
+                <w:b w:val="0"/>
+                <w:color w:val="000000"/>
+                <w:sz w:val="19"/>
+              </w:rPr>
+              <w:t>A0</w:t>
+            </w:r>
+          </w:p>
+        </w:tc>
+        <w:tc>
+          <w:tcPr>
+            <w:tcW w:type="dxa" w:w="794"/>
+            <w:vAlign w:val="center"/>
+            <w:shd w:fill="FFFFFF"/>
+          </w:tcPr>
+          <w:p>
+            <w:pPr>
+              <w:keepNext/>
+              <w:spacing w:line="240" w:lineRule="auto" w:before="40" w:after="40"/>
+              <w:ind w:firstLine="0" w:left="0" w:right="0"/>
+              <w:jc w:val="center"/>
+            </w:pPr>
+            <w:r>
+              <w:rPr>
+                <w:rFonts w:ascii="Times New Roman" w:hAnsi="Times New Roman" w:eastAsia="宋体"/>
+                <w:b w:val="0"/>
+                <w:color w:val="000000"/>
+                <w:sz w:val="19"/>
+              </w:rPr>
+              <w:t>100</w:t>
+            </w:r>
+          </w:p>
+        </w:tc>
+        <w:tc>
+          <w:tcPr>
+            <w:tcW w:type="dxa" w:w="1587"/>
+            <w:vAlign w:val="center"/>
+            <w:shd w:fill="FFFFFF"/>
+          </w:tcPr>
+          <w:p>
+            <w:pPr>
+              <w:keepNext/>
+              <w:spacing w:line="240" w:lineRule="auto" w:before="40" w:after="40"/>
+              <w:ind w:firstLine="0" w:left="0" w:right="0"/>
+              <w:jc w:val="center"/>
+            </w:pPr>
+            <w:r>
+              <w:rPr>
+                <w:rFonts w:ascii="Times New Roman" w:hAnsi="Times New Roman" w:eastAsia="宋体"/>
+                <w:b w:val="0"/>
+                <w:color w:val="000000"/>
+                <w:sz w:val="19"/>
+              </w:rPr>
+              <w:t>2.00</w:t>
+            </w:r>
+          </w:p>
+        </w:tc>
+        <w:tc>
+          <w:tcPr>
+            <w:tcW w:type="dxa" w:w="1587"/>
+            <w:vAlign w:val="center"/>
+            <w:shd w:fill="FFFFFF"/>
+          </w:tcPr>
+          <w:p>
+            <w:pPr>
+              <w:keepNext/>
+              <w:spacing w:line="240" w:lineRule="auto" w:before="40" w:after="40"/>
+              <w:ind w:firstLine="0" w:left="0" w:right="0"/>
+              <w:jc w:val="center"/>
+            </w:pPr>
+            <w:r>
+              <w:rPr>
+                <w:rFonts w:ascii="Times New Roman" w:hAnsi="Times New Roman" w:eastAsia="宋体"/>
+                <w:b w:val="0"/>
+                <w:color w:val="000000"/>
+                <w:sz w:val="19"/>
+              </w:rPr>
+              <w:t>2.00</w:t>
+            </w:r>
+          </w:p>
+        </w:tc>
+        <w:tc>
+          <w:tcPr>
+            <w:tcW w:type="dxa" w:w="1587"/>
+            <w:vAlign w:val="center"/>
+            <w:shd w:fill="FFFFFF"/>
+          </w:tcPr>
+          <w:p>
+            <w:pPr>
+              <w:keepNext/>
+              <w:spacing w:line="240" w:lineRule="auto" w:before="40" w:after="40"/>
+              <w:ind w:firstLine="0" w:left="0" w:right="0"/>
+              <w:jc w:val="center"/>
+            </w:pPr>
+            <w:r>
+              <w:rPr>
+                <w:rFonts w:ascii="Times New Roman" w:hAnsi="Times New Roman" w:eastAsia="宋体"/>
+                <w:b w:val="0"/>
+                <w:color w:val="000000"/>
+                <w:sz w:val="19"/>
+              </w:rPr>
+              <w:t>4.46</w:t>
+            </w:r>
+          </w:p>
+        </w:tc>
+        <w:tc>
+          <w:tcPr>
+            <w:tcW w:type="dxa" w:w="1587"/>
+            <w:vAlign w:val="center"/>
+            <w:shd w:fill="FFFFFF"/>
+          </w:tcPr>
+          <w:p>
+            <w:pPr>
+              <w:keepNext/>
+              <w:spacing w:line="240" w:lineRule="auto" w:before="40" w:after="40"/>
+              <w:ind w:firstLine="0" w:left="0" w:right="0"/>
+              <w:jc w:val="center"/>
+            </w:pPr>
+            <w:r>
+              <w:rPr>
+                <w:rFonts w:ascii="Times New Roman" w:hAnsi="Times New Roman" w:eastAsia="宋体"/>
+                <w:b w:val="0"/>
+                <w:color w:val="000000"/>
+                <w:sz w:val="19"/>
+              </w:rPr>
+              <w:t>0/100</w:t>
+            </w:r>
+          </w:p>
+        </w:tc>
+      </w:tr>
+      <w:tr>
+        <w:trPr>
+          <w:cantSplit/>
+        </w:trPr>
+        <w:tc>
+          <w:tcPr>
+            <w:tcW w:type="dxa" w:w="1191"/>
+            <w:vAlign w:val="center"/>
+            <w:shd w:fill="FFFFFF"/>
+          </w:tcPr>
+          <w:p>
+            <w:pPr>
+              <w:keepNext w:val="0"/>
+              <w:spacing w:line="240" w:lineRule="auto" w:before="40" w:after="40"/>
+              <w:ind w:firstLine="0" w:left="0" w:right="0"/>
+              <w:jc w:val="center"/>
+            </w:pPr>
+            <w:r>
+              <w:rPr>
+                <w:rFonts w:ascii="Times New Roman" w:hAnsi="Times New Roman" w:eastAsia="宋体"/>
+                <w:b w:val="0"/>
+                <w:color w:val="000000"/>
+                <w:sz w:val="19"/>
+              </w:rPr>
+              <w:t>02</w:t>
+            </w:r>
+          </w:p>
+        </w:tc>
+        <w:tc>
+          <w:tcPr>
+            <w:tcW w:type="dxa" w:w="624"/>
+            <w:vAlign w:val="center"/>
+            <w:shd w:fill="FFFFFF"/>
+          </w:tcPr>
+          <w:p>
+            <w:pPr>
+              <w:keepNext w:val="0"/>
+              <w:spacing w:line="240" w:lineRule="auto" w:before="40" w:after="40"/>
+              <w:ind w:firstLine="0" w:left="0" w:right="0"/>
+              <w:jc w:val="center"/>
+            </w:pPr>
+            <w:r>
+              <w:rPr>
+                <w:rFonts w:ascii="Times New Roman" w:hAnsi="Times New Roman" w:eastAsia="宋体"/>
+                <w:b w:val="0"/>
+                <w:color w:val="000000"/>
+                <w:sz w:val="19"/>
+              </w:rPr>
+              <w:t>B0</w:t>
+            </w:r>
+          </w:p>
+        </w:tc>
+        <w:tc>
+          <w:tcPr>
+            <w:tcW w:type="dxa" w:w="794"/>
+            <w:vAlign w:val="center"/>
+            <w:shd w:fill="FFFFFF"/>
+          </w:tcPr>
+          <w:p>
+            <w:pPr>
+              <w:keepNext w:val="0"/>
+              <w:spacing w:line="240" w:lineRule="auto" w:before="40" w:after="40"/>
+              <w:ind w:firstLine="0" w:left="0" w:right="0"/>
+              <w:jc w:val="center"/>
+            </w:pPr>
+            <w:r>
+              <w:rPr>
+                <w:rFonts w:ascii="Times New Roman" w:hAnsi="Times New Roman" w:eastAsia="宋体"/>
+                <w:b w:val="0"/>
+                <w:color w:val="000000"/>
+                <w:sz w:val="19"/>
+              </w:rPr>
+              <w:t>100</w:t>
+            </w:r>
+          </w:p>
+        </w:tc>
+        <w:tc>
+          <w:tcPr>
+            <w:tcW w:type="dxa" w:w="1587"/>
+            <w:vAlign w:val="center"/>
+            <w:shd w:fill="FFFFFF"/>
+          </w:tcPr>
+          <w:p>
+            <w:pPr>
+              <w:keepNext w:val="0"/>
+              <w:spacing w:line="240" w:lineRule="auto" w:before="40" w:after="40"/>
+              <w:ind w:firstLine="0" w:left="0" w:right="0"/>
+              <w:jc w:val="center"/>
+            </w:pPr>
+            <w:r>
+              <w:rPr>
+                <w:rFonts w:ascii="Times New Roman" w:hAnsi="Times New Roman" w:eastAsia="宋体"/>
+                <w:b w:val="0"/>
+                <w:color w:val="000000"/>
+                <w:sz w:val="19"/>
+              </w:rPr>
+              <w:t>2.00</w:t>
+            </w:r>
+          </w:p>
+        </w:tc>
+        <w:tc>
+          <w:tcPr>
+            <w:tcW w:type="dxa" w:w="1587"/>
+            <w:vAlign w:val="center"/>
+            <w:shd w:fill="FFFFFF"/>
+          </w:tcPr>
+          <w:p>
+            <w:pPr>
+              <w:keepNext w:val="0"/>
+              <w:spacing w:line="240" w:lineRule="auto" w:before="40" w:after="40"/>
+              <w:ind w:firstLine="0" w:left="0" w:right="0"/>
+              <w:jc w:val="center"/>
+            </w:pPr>
+            <w:r>
+              <w:rPr>
+                <w:rFonts w:ascii="Times New Roman" w:hAnsi="Times New Roman" w:eastAsia="宋体"/>
+                <w:b w:val="0"/>
+                <w:color w:val="000000"/>
+                <w:sz w:val="19"/>
+              </w:rPr>
+              <w:t>2.00</w:t>
+            </w:r>
+          </w:p>
+        </w:tc>
+        <w:tc>
+          <w:tcPr>
+            <w:tcW w:type="dxa" w:w="1587"/>
+            <w:vAlign w:val="center"/>
+            <w:shd w:fill="FFFFFF"/>
+          </w:tcPr>
+          <w:p>
+            <w:pPr>
+              <w:keepNext w:val="0"/>
+              <w:spacing w:line="240" w:lineRule="auto" w:before="40" w:after="40"/>
+              <w:ind w:firstLine="0" w:left="0" w:right="0"/>
+              <w:jc w:val="center"/>
+            </w:pPr>
+            <w:r>
+              <w:rPr>
+                <w:rFonts w:ascii="Times New Roman" w:hAnsi="Times New Roman" w:eastAsia="宋体"/>
+                <w:b w:val="0"/>
+                <w:color w:val="000000"/>
+                <w:sz w:val="19"/>
+              </w:rPr>
+              <w:t>4.45</w:t>
+            </w:r>
+          </w:p>
+        </w:tc>
+        <w:tc>
+          <w:tcPr>
+            <w:tcW w:type="dxa" w:w="1587"/>
+            <w:vAlign w:val="center"/>
+            <w:shd w:fill="FFFFFF"/>
+          </w:tcPr>
+          <w:p>
+            <w:pPr>
+              <w:keepNext w:val="0"/>
+              <w:spacing w:line="240" w:lineRule="auto" w:before="40" w:after="40"/>
+              <w:ind w:firstLine="0" w:left="0" w:right="0"/>
+              <w:jc w:val="center"/>
+            </w:pPr>
+            <w:r>
+              <w:rPr>
+                <w:rFonts w:ascii="Times New Roman" w:hAnsi="Times New Roman" w:eastAsia="宋体"/>
+                <w:b w:val="0"/>
+                <w:color w:val="000000"/>
+                <w:sz w:val="19"/>
+              </w:rPr>
+              <w:t>0/100</w:t>
+            </w:r>
+          </w:p>
+        </w:tc>
+      </w:tr>
+    </w:tbl>
+    <w:p>
+      <w:pPr>
+        <w:keepNext w:val="0"/>
+        <w:widowControl/>
+        <w:spacing w:before="0" w:after="90" w:line="300" w:lineRule="auto"/>
+        <w:ind w:firstLine="420" w:left="0" w:right="0"/>
+        <w:jc w:val="both"/>
+      </w:pPr>
+      <w:r>
+        <w:rPr>
+          <w:rFonts w:ascii="Times New Roman" w:hAnsi="Times New Roman" w:eastAsia="宋体"/>
+          <w:b w:val="0"/>
+          <w:color w:val="000000"/>
+          <w:sz w:val="21"/>
+        </w:rPr>
+        <w:t>A0在两次评审中的准确性与完整性均为2.00分；B0在上下文01中均为1.99分，在上下文02中均为2.00分。两次评审的流畅度均值相同，A0为4.46分、B0为4.45分，差距仅0.01分，当前样本不足以支持稳定的语言质量优劣判断。常见扣分理由是国名前缺少定冠词，以及单一语言或类型配复数句式。两组均未标记无依据断言，仅表示在给定参考范围内未发现新增事实。</w:t>
+      </w:r>
+    </w:p>
+    <w:p>
+      <w:pPr>
+        <w:keepNext w:val="0"/>
+        <w:widowControl/>
+        <w:spacing w:before="0" w:after="90" w:line="300" w:lineRule="auto"/>
+        <w:ind w:firstLine="420" w:left="0" w:right="0"/>
+        <w:jc w:val="both"/>
+      </w:pPr>
+      <w:r>
+        <w:rPr>
+          <w:rFonts w:ascii="Times New Roman" w:hAnsi="Times New Roman" w:eastAsia="宋体"/>
+          <w:b w:val="0"/>
+          <w:color w:val="000000"/>
+          <w:sz w:val="21"/>
+        </w:rPr>
+        <w:t>表13以200条被评答案为比较单位。199条答案的四项分值全部相同，完全一致率为99.5%；400是两次评分记录的总数，不是该一致率的分母。</w:t>
+      </w:r>
+    </w:p>
+    <w:p>
+      <w:pPr>
+        <w:pStyle w:val="Caption"/>
+        <w:keepNext/>
+        <w:spacing w:line="240" w:lineRule="auto" w:before="60" w:after="90"/>
+        <w:ind w:firstLine="0" w:left="0" w:right="0"/>
+        <w:jc w:val="center"/>
+      </w:pPr>
+      <w:r>
+        <w:rPr>
+          <w:rFonts w:ascii="Times New Roman" w:hAnsi="Times New Roman" w:eastAsia="宋体"/>
+          <w:b w:val="0"/>
+          <w:color w:val="000000"/>
+          <w:sz w:val="19"/>
+        </w:rPr>
+        <w:t>表13 两次辅助评分的完全一致情况</w:t>
+      </w:r>
+    </w:p>
+    <w:tbl>
+      <w:tblPr>
+        <w:tblW w:type="auto" w:w="0"/>
+        <w:jc w:val="center"/>
+        <w:tblLayout w:type="fixed"/>
+        <w:tblLook w:firstColumn="1" w:firstRow="1" w:lastColumn="0" w:lastRow="0" w:noHBand="0" w:noVBand="1" w:val="04A0"/>
+        <w:tblBorders>
+          <w:top w:val="single" w:sz="4" w:color="D9D9D9"/>
+          <w:left w:val="single" w:sz="4" w:color="D9D9D9"/>
+          <w:bottom w:val="single" w:sz="4" w:color="D9D9D9"/>
+          <w:right w:val="single" w:sz="4" w:color="D9D9D9"/>
+          <w:insideH w:val="single" w:sz="4" w:color="D9D9D9"/>
+          <w:insideV w:val="single" w:sz="4" w:color="D9D9D9"/>
+        </w:tblBorders>
+        <w:tblCellMar>
+          <w:top w:w="75" w:type="dxa"/>
+          <w:bottom w:w="75" w:type="dxa"/>
+          <w:left w:w="90" w:type="dxa"/>
+          <w:right w:w="90" w:type="dxa"/>
+        </w:tblCellMar>
+      </w:tblPr>
+      <w:tblGrid>
+        <w:gridCol w:w="2494"/>
+        <w:gridCol w:w="2154"/>
+        <w:gridCol w:w="2154"/>
+        <w:gridCol w:w="2154"/>
+      </w:tblGrid>
+      <w:tr>
+        <w:trPr>
+          <w:cantSplit/>
+          <w:tblHeader/>
+        </w:trPr>
+        <w:tc>
+          <w:tcPr>
+            <w:tcW w:type="dxa" w:w="2494"/>
+            <w:vAlign w:val="center"/>
+            <w:shd w:fill="E7E6E6"/>
+          </w:tcPr>
+          <w:p>
+            <w:pPr>
+              <w:keepNext/>
+              <w:spacing w:line="240" w:lineRule="auto" w:before="40" w:after="40"/>
+              <w:ind w:firstLine="0" w:left="0" w:right="0"/>
+              <w:jc w:val="center"/>
+            </w:pPr>
+            <w:r>
+              <w:rPr>
+                <w:rFonts w:ascii="Times New Roman" w:hAnsi="Times New Roman" w:eastAsia="宋体"/>
+                <w:b/>
+                <w:color w:val="000000"/>
+                <w:sz w:val="19"/>
+              </w:rPr>
+              <w:t>比较项目</w:t>
+            </w:r>
+          </w:p>
+        </w:tc>
+        <w:tc>
+          <w:tcPr>
+            <w:tcW w:type="dxa" w:w="2154"/>
+            <w:vAlign w:val="center"/>
+            <w:shd w:fill="E7E6E6"/>
+          </w:tcPr>
+          <w:p>
+            <w:pPr>
+              <w:keepNext/>
+              <w:spacing w:line="240" w:lineRule="auto" w:before="40" w:after="40"/>
+              <w:ind w:firstLine="0" w:left="0" w:right="0"/>
+              <w:jc w:val="center"/>
+            </w:pPr>
+            <w:r>
+              <w:rPr>
+                <w:rFonts w:ascii="Times New Roman" w:hAnsi="Times New Roman" w:eastAsia="宋体"/>
+                <w:b/>
+                <w:color w:val="000000"/>
+                <w:sz w:val="19"/>
+              </w:rPr>
+              <w:t>完全相同条数</w:t>
+            </w:r>
+          </w:p>
+        </w:tc>
+        <w:tc>
+          <w:tcPr>
+            <w:tcW w:type="dxa" w:w="2154"/>
+            <w:vAlign w:val="center"/>
+            <w:shd w:fill="E7E6E6"/>
+          </w:tcPr>
+          <w:p>
+            <w:pPr>
+              <w:keepNext/>
+              <w:spacing w:line="240" w:lineRule="auto" w:before="40" w:after="40"/>
+              <w:ind w:firstLine="0" w:left="0" w:right="0"/>
+              <w:jc w:val="center"/>
+            </w:pPr>
+            <w:r>
+              <w:rPr>
+                <w:rFonts w:ascii="Times New Roman" w:hAnsi="Times New Roman" w:eastAsia="宋体"/>
+                <w:b/>
+                <w:color w:val="000000"/>
+                <w:sz w:val="19"/>
+              </w:rPr>
+              <w:t>比较答案数</w:t>
+            </w:r>
+          </w:p>
+        </w:tc>
+        <w:tc>
+          <w:tcPr>
+            <w:tcW w:type="dxa" w:w="2154"/>
+            <w:vAlign w:val="center"/>
+            <w:shd w:fill="E7E6E6"/>
+          </w:tcPr>
+          <w:p>
+            <w:pPr>
+              <w:keepNext/>
+              <w:spacing w:line="240" w:lineRule="auto" w:before="40" w:after="40"/>
+              <w:ind w:firstLine="0" w:left="0" w:right="0"/>
+              <w:jc w:val="center"/>
+            </w:pPr>
+            <w:r>
+              <w:rPr>
+                <w:rFonts w:ascii="Times New Roman" w:hAnsi="Times New Roman" w:eastAsia="宋体"/>
+                <w:b/>
+                <w:color w:val="000000"/>
+                <w:sz w:val="19"/>
+              </w:rPr>
+              <w:t>完全一致率</w:t>
+            </w:r>
+          </w:p>
+        </w:tc>
+      </w:tr>
+      <w:tr>
+        <w:trPr>
+          <w:cantSplit/>
+        </w:trPr>
+        <w:tc>
+          <w:tcPr>
+            <w:tcW w:type="dxa" w:w="2494"/>
+            <w:vAlign w:val="center"/>
+            <w:shd w:fill="FFFFFF"/>
+          </w:tcPr>
+          <w:p>
+            <w:pPr>
+              <w:keepNext/>
+              <w:spacing w:line="240" w:lineRule="auto" w:before="40" w:after="40"/>
+              <w:ind w:firstLine="0" w:left="0" w:right="0"/>
+              <w:jc w:val="center"/>
+            </w:pPr>
+            <w:r>
+              <w:rPr>
+                <w:rFonts w:ascii="Times New Roman" w:hAnsi="Times New Roman" w:eastAsia="宋体"/>
+                <w:b w:val="0"/>
+                <w:color w:val="000000"/>
+                <w:sz w:val="19"/>
+              </w:rPr>
+              <w:t>准确性</w:t>
+            </w:r>
+          </w:p>
+        </w:tc>
+        <w:tc>
+          <w:tcPr>
+            <w:tcW w:type="dxa" w:w="2154"/>
+            <w:vAlign w:val="center"/>
+            <w:shd w:fill="FFFFFF"/>
+          </w:tcPr>
+          <w:p>
+            <w:pPr>
+              <w:keepNext/>
+              <w:spacing w:line="240" w:lineRule="auto" w:before="40" w:after="40"/>
+              <w:ind w:firstLine="0" w:left="0" w:right="0"/>
+              <w:jc w:val="center"/>
+            </w:pPr>
+            <w:r>
+              <w:rPr>
+                <w:rFonts w:ascii="Times New Roman" w:hAnsi="Times New Roman" w:eastAsia="宋体"/>
+                <w:b w:val="0"/>
+                <w:color w:val="000000"/>
+                <w:sz w:val="19"/>
+              </w:rPr>
+              <w:t>199</w:t>
+            </w:r>
+          </w:p>
+        </w:tc>
+        <w:tc>
+          <w:tcPr>
+            <w:tcW w:type="dxa" w:w="2154"/>
+            <w:vAlign w:val="center"/>
+            <w:shd w:fill="FFFFFF"/>
+          </w:tcPr>
+          <w:p>
+            <w:pPr>
+              <w:keepNext/>
+              <w:spacing w:line="240" w:lineRule="auto" w:before="40" w:after="40"/>
+              <w:ind w:firstLine="0" w:left="0" w:right="0"/>
+              <w:jc w:val="center"/>
+            </w:pPr>
+            <w:r>
+              <w:rPr>
+                <w:rFonts w:ascii="Times New Roman" w:hAnsi="Times New Roman" w:eastAsia="宋体"/>
+                <w:b w:val="0"/>
+                <w:color w:val="000000"/>
+                <w:sz w:val="19"/>
+              </w:rPr>
+              <w:t>200</w:t>
+            </w:r>
+          </w:p>
+        </w:tc>
+        <w:tc>
+          <w:tcPr>
+            <w:tcW w:type="dxa" w:w="2154"/>
+            <w:vAlign w:val="center"/>
+            <w:shd w:fill="FFFFFF"/>
+          </w:tcPr>
+          <w:p>
+            <w:pPr>
+              <w:keepNext/>
+              <w:spacing w:line="240" w:lineRule="auto" w:before="40" w:after="40"/>
+              <w:ind w:firstLine="0" w:left="0" w:right="0"/>
+              <w:jc w:val="center"/>
+            </w:pPr>
+            <w:r>
+              <w:rPr>
+                <w:rFonts w:ascii="Times New Roman" w:hAnsi="Times New Roman" w:eastAsia="宋体"/>
+                <w:b w:val="0"/>
+                <w:color w:val="000000"/>
+                <w:sz w:val="19"/>
+              </w:rPr>
+              <w:t>99.5%</w:t>
+            </w:r>
+          </w:p>
+        </w:tc>
+      </w:tr>
+      <w:tr>
+        <w:trPr>
+          <w:cantSplit/>
+        </w:trPr>
+        <w:tc>
+          <w:tcPr>
+            <w:tcW w:type="dxa" w:w="2494"/>
+            <w:vAlign w:val="center"/>
+            <w:shd w:fill="FFFFFF"/>
+          </w:tcPr>
+          <w:p>
+            <w:pPr>
+              <w:keepNext/>
+              <w:spacing w:line="240" w:lineRule="auto" w:before="40" w:after="40"/>
+              <w:ind w:firstLine="0" w:left="0" w:right="0"/>
+              <w:jc w:val="center"/>
+            </w:pPr>
+            <w:r>
+              <w:rPr>
+                <w:rFonts w:ascii="Times New Roman" w:hAnsi="Times New Roman" w:eastAsia="宋体"/>
+                <w:b w:val="0"/>
+                <w:color w:val="000000"/>
+                <w:sz w:val="19"/>
+              </w:rPr>
+              <w:t>完整性</w:t>
+            </w:r>
+          </w:p>
+        </w:tc>
+        <w:tc>
+          <w:tcPr>
+            <w:tcW w:type="dxa" w:w="2154"/>
+            <w:vAlign w:val="center"/>
+            <w:shd w:fill="FFFFFF"/>
+          </w:tcPr>
+          <w:p>
+            <w:pPr>
+              <w:keepNext/>
+              <w:spacing w:line="240" w:lineRule="auto" w:before="40" w:after="40"/>
+              <w:ind w:firstLine="0" w:left="0" w:right="0"/>
+              <w:jc w:val="center"/>
+            </w:pPr>
+            <w:r>
+              <w:rPr>
+                <w:rFonts w:ascii="Times New Roman" w:hAnsi="Times New Roman" w:eastAsia="宋体"/>
+                <w:b w:val="0"/>
+                <w:color w:val="000000"/>
+                <w:sz w:val="19"/>
+              </w:rPr>
+              <w:t>199</w:t>
+            </w:r>
+          </w:p>
+        </w:tc>
+        <w:tc>
+          <w:tcPr>
+            <w:tcW w:type="dxa" w:w="2154"/>
+            <w:vAlign w:val="center"/>
+            <w:shd w:fill="FFFFFF"/>
+          </w:tcPr>
+          <w:p>
+            <w:pPr>
+              <w:keepNext/>
+              <w:spacing w:line="240" w:lineRule="auto" w:before="40" w:after="40"/>
+              <w:ind w:firstLine="0" w:left="0" w:right="0"/>
+              <w:jc w:val="center"/>
+            </w:pPr>
+            <w:r>
+              <w:rPr>
+                <w:rFonts w:ascii="Times New Roman" w:hAnsi="Times New Roman" w:eastAsia="宋体"/>
+                <w:b w:val="0"/>
+                <w:color w:val="000000"/>
+                <w:sz w:val="19"/>
+              </w:rPr>
+              <w:t>200</w:t>
+            </w:r>
+          </w:p>
+        </w:tc>
+        <w:tc>
+          <w:tcPr>
+            <w:tcW w:type="dxa" w:w="2154"/>
+            <w:vAlign w:val="center"/>
+            <w:shd w:fill="FFFFFF"/>
+          </w:tcPr>
+          <w:p>
+            <w:pPr>
+              <w:keepNext/>
+              <w:spacing w:line="240" w:lineRule="auto" w:before="40" w:after="40"/>
+              <w:ind w:firstLine="0" w:left="0" w:right="0"/>
+              <w:jc w:val="center"/>
+            </w:pPr>
+            <w:r>
+              <w:rPr>
+                <w:rFonts w:ascii="Times New Roman" w:hAnsi="Times New Roman" w:eastAsia="宋体"/>
+                <w:b w:val="0"/>
+                <w:color w:val="000000"/>
+                <w:sz w:val="19"/>
+              </w:rPr>
+              <w:t>99.5%</w:t>
+            </w:r>
+          </w:p>
+        </w:tc>
+      </w:tr>
+      <w:tr>
+        <w:trPr>
+          <w:cantSplit/>
+        </w:trPr>
+        <w:tc>
+          <w:tcPr>
+            <w:tcW w:type="dxa" w:w="2494"/>
+            <w:vAlign w:val="center"/>
+            <w:shd w:fill="FFFFFF"/>
+          </w:tcPr>
+          <w:p>
+            <w:pPr>
+              <w:keepNext/>
+              <w:spacing w:line="240" w:lineRule="auto" w:before="40" w:after="40"/>
+              <w:ind w:firstLine="0" w:left="0" w:right="0"/>
+              <w:jc w:val="center"/>
+            </w:pPr>
+            <w:r>
+              <w:rPr>
+                <w:rFonts w:ascii="Times New Roman" w:hAnsi="Times New Roman" w:eastAsia="宋体"/>
+                <w:b w:val="0"/>
+                <w:color w:val="000000"/>
+                <w:sz w:val="19"/>
+              </w:rPr>
+              <w:t>流畅度</w:t>
+            </w:r>
+          </w:p>
+        </w:tc>
+        <w:tc>
+          <w:tcPr>
+            <w:tcW w:type="dxa" w:w="2154"/>
+            <w:vAlign w:val="center"/>
+            <w:shd w:fill="FFFFFF"/>
+          </w:tcPr>
+          <w:p>
+            <w:pPr>
+              <w:keepNext/>
+              <w:spacing w:line="240" w:lineRule="auto" w:before="40" w:after="40"/>
+              <w:ind w:firstLine="0" w:left="0" w:right="0"/>
+              <w:jc w:val="center"/>
+            </w:pPr>
+            <w:r>
+              <w:rPr>
+                <w:rFonts w:ascii="Times New Roman" w:hAnsi="Times New Roman" w:eastAsia="宋体"/>
+                <w:b w:val="0"/>
+                <w:color w:val="000000"/>
+                <w:sz w:val="19"/>
+              </w:rPr>
+              <w:t>200</w:t>
+            </w:r>
+          </w:p>
+        </w:tc>
+        <w:tc>
+          <w:tcPr>
+            <w:tcW w:type="dxa" w:w="2154"/>
+            <w:vAlign w:val="center"/>
+            <w:shd w:fill="FFFFFF"/>
+          </w:tcPr>
+          <w:p>
+            <w:pPr>
+              <w:keepNext/>
+              <w:spacing w:line="240" w:lineRule="auto" w:before="40" w:after="40"/>
+              <w:ind w:firstLine="0" w:left="0" w:right="0"/>
+              <w:jc w:val="center"/>
+            </w:pPr>
+            <w:r>
+              <w:rPr>
+                <w:rFonts w:ascii="Times New Roman" w:hAnsi="Times New Roman" w:eastAsia="宋体"/>
+                <w:b w:val="0"/>
+                <w:color w:val="000000"/>
+                <w:sz w:val="19"/>
+              </w:rPr>
+              <w:t>200</w:t>
+            </w:r>
+          </w:p>
+        </w:tc>
+        <w:tc>
+          <w:tcPr>
+            <w:tcW w:type="dxa" w:w="2154"/>
+            <w:vAlign w:val="center"/>
+            <w:shd w:fill="FFFFFF"/>
+          </w:tcPr>
+          <w:p>
+            <w:pPr>
+              <w:keepNext/>
+              <w:spacing w:line="240" w:lineRule="auto" w:before="40" w:after="40"/>
+              <w:ind w:firstLine="0" w:left="0" w:right="0"/>
+              <w:jc w:val="center"/>
+            </w:pPr>
+            <w:r>
+              <w:rPr>
+                <w:rFonts w:ascii="Times New Roman" w:hAnsi="Times New Roman" w:eastAsia="宋体"/>
+                <w:b w:val="0"/>
+                <w:color w:val="000000"/>
+                <w:sz w:val="19"/>
+              </w:rPr>
+              <w:t>100.0%</w:t>
+            </w:r>
+          </w:p>
+        </w:tc>
+      </w:tr>
+      <w:tr>
+        <w:trPr>
+          <w:cantSplit/>
+        </w:trPr>
+        <w:tc>
+          <w:tcPr>
+            <w:tcW w:type="dxa" w:w="2494"/>
+            <w:vAlign w:val="center"/>
+            <w:shd w:fill="FFFFFF"/>
+          </w:tcPr>
+          <w:p>
+            <w:pPr>
+              <w:keepNext/>
+              <w:spacing w:line="240" w:lineRule="auto" w:before="40" w:after="40"/>
+              <w:ind w:firstLine="0" w:left="0" w:right="0"/>
+              <w:jc w:val="center"/>
+            </w:pPr>
+            <w:r>
+              <w:rPr>
+                <w:rFonts w:ascii="Times New Roman" w:hAnsi="Times New Roman" w:eastAsia="宋体"/>
+                <w:b w:val="0"/>
+                <w:color w:val="000000"/>
+                <w:sz w:val="19"/>
+              </w:rPr>
+              <w:t>无依据断言</w:t>
+            </w:r>
+          </w:p>
+        </w:tc>
+        <w:tc>
+          <w:tcPr>
+            <w:tcW w:type="dxa" w:w="2154"/>
+            <w:vAlign w:val="center"/>
+            <w:shd w:fill="FFFFFF"/>
+          </w:tcPr>
+          <w:p>
+            <w:pPr>
+              <w:keepNext/>
+              <w:spacing w:line="240" w:lineRule="auto" w:before="40" w:after="40"/>
+              <w:ind w:firstLine="0" w:left="0" w:right="0"/>
+              <w:jc w:val="center"/>
+            </w:pPr>
+            <w:r>
+              <w:rPr>
+                <w:rFonts w:ascii="Times New Roman" w:hAnsi="Times New Roman" w:eastAsia="宋体"/>
+                <w:b w:val="0"/>
+                <w:color w:val="000000"/>
+                <w:sz w:val="19"/>
+              </w:rPr>
+              <w:t>200</w:t>
+            </w:r>
+          </w:p>
+        </w:tc>
+        <w:tc>
+          <w:tcPr>
+            <w:tcW w:type="dxa" w:w="2154"/>
+            <w:vAlign w:val="center"/>
+            <w:shd w:fill="FFFFFF"/>
+          </w:tcPr>
+          <w:p>
+            <w:pPr>
+              <w:keepNext/>
+              <w:spacing w:line="240" w:lineRule="auto" w:before="40" w:after="40"/>
+              <w:ind w:firstLine="0" w:left="0" w:right="0"/>
+              <w:jc w:val="center"/>
+            </w:pPr>
+            <w:r>
+              <w:rPr>
+                <w:rFonts w:ascii="Times New Roman" w:hAnsi="Times New Roman" w:eastAsia="宋体"/>
+                <w:b w:val="0"/>
+                <w:color w:val="000000"/>
+                <w:sz w:val="19"/>
+              </w:rPr>
+              <w:t>200</w:t>
+            </w:r>
+          </w:p>
+        </w:tc>
+        <w:tc>
+          <w:tcPr>
+            <w:tcW w:type="dxa" w:w="2154"/>
+            <w:vAlign w:val="center"/>
+            <w:shd w:fill="FFFFFF"/>
+          </w:tcPr>
+          <w:p>
+            <w:pPr>
+              <w:keepNext/>
+              <w:spacing w:line="240" w:lineRule="auto" w:before="40" w:after="40"/>
+              <w:ind w:firstLine="0" w:left="0" w:right="0"/>
+              <w:jc w:val="center"/>
+            </w:pPr>
+            <w:r>
+              <w:rPr>
+                <w:rFonts w:ascii="Times New Roman" w:hAnsi="Times New Roman" w:eastAsia="宋体"/>
+                <w:b w:val="0"/>
+                <w:color w:val="000000"/>
+                <w:sz w:val="19"/>
+              </w:rPr>
+              <w:t>100.0%</w:t>
+            </w:r>
+          </w:p>
+        </w:tc>
+      </w:tr>
+      <w:tr>
+        <w:trPr>
+          <w:cantSplit/>
+        </w:trPr>
+        <w:tc>
+          <w:tcPr>
+            <w:tcW w:type="dxa" w:w="2494"/>
+            <w:vAlign w:val="center"/>
+            <w:shd w:fill="FFFFFF"/>
+          </w:tcPr>
+          <w:p>
+            <w:pPr>
+              <w:keepNext w:val="0"/>
+              <w:spacing w:line="240" w:lineRule="auto" w:before="40" w:after="40"/>
+              <w:ind w:firstLine="0" w:left="0" w:right="0"/>
+              <w:jc w:val="center"/>
+            </w:pPr>
+            <w:r>
+              <w:rPr>
+                <w:rFonts w:ascii="Times New Roman" w:hAnsi="Times New Roman" w:eastAsia="宋体"/>
+                <w:b w:val="0"/>
+                <w:color w:val="000000"/>
+                <w:sz w:val="19"/>
+              </w:rPr>
+              <w:t>四项同时一致</w:t>
+            </w:r>
+          </w:p>
+        </w:tc>
+        <w:tc>
+          <w:tcPr>
+            <w:tcW w:type="dxa" w:w="2154"/>
+            <w:vAlign w:val="center"/>
+            <w:shd w:fill="FFFFFF"/>
+          </w:tcPr>
+          <w:p>
+            <w:pPr>
+              <w:keepNext w:val="0"/>
+              <w:spacing w:line="240" w:lineRule="auto" w:before="40" w:after="40"/>
+              <w:ind w:firstLine="0" w:left="0" w:right="0"/>
+              <w:jc w:val="center"/>
+            </w:pPr>
+            <w:r>
+              <w:rPr>
+                <w:rFonts w:ascii="Times New Roman" w:hAnsi="Times New Roman" w:eastAsia="宋体"/>
+                <w:b w:val="0"/>
+                <w:color w:val="000000"/>
+                <w:sz w:val="19"/>
+              </w:rPr>
+              <w:t>199</w:t>
+            </w:r>
+          </w:p>
+        </w:tc>
+        <w:tc>
+          <w:tcPr>
+            <w:tcW w:type="dxa" w:w="2154"/>
+            <w:vAlign w:val="center"/>
+            <w:shd w:fill="FFFFFF"/>
+          </w:tcPr>
+          <w:p>
+            <w:pPr>
+              <w:keepNext w:val="0"/>
+              <w:spacing w:line="240" w:lineRule="auto" w:before="40" w:after="40"/>
+              <w:ind w:firstLine="0" w:left="0" w:right="0"/>
+              <w:jc w:val="center"/>
+            </w:pPr>
+            <w:r>
+              <w:rPr>
+                <w:rFonts w:ascii="Times New Roman" w:hAnsi="Times New Roman" w:eastAsia="宋体"/>
+                <w:b w:val="0"/>
+                <w:color w:val="000000"/>
+                <w:sz w:val="19"/>
+              </w:rPr>
+              <w:t>200</w:t>
+            </w:r>
+          </w:p>
+        </w:tc>
+        <w:tc>
+          <w:tcPr>
+            <w:tcW w:type="dxa" w:w="2154"/>
+            <w:vAlign w:val="center"/>
+            <w:shd w:fill="FFFFFF"/>
+          </w:tcPr>
+          <w:p>
+            <w:pPr>
+              <w:keepNext w:val="0"/>
+              <w:spacing w:line="240" w:lineRule="auto" w:before="40" w:after="40"/>
+              <w:ind w:firstLine="0" w:left="0" w:right="0"/>
+              <w:jc w:val="center"/>
+            </w:pPr>
+            <w:r>
+              <w:rPr>
+                <w:rFonts w:ascii="Times New Roman" w:hAnsi="Times New Roman" w:eastAsia="宋体"/>
+                <w:b w:val="0"/>
+                <w:color w:val="000000"/>
+                <w:sz w:val="19"/>
+              </w:rPr>
+              <w:t>99.5%</w:t>
+            </w:r>
+          </w:p>
+        </w:tc>
+      </w:tr>
+    </w:tbl>
+    <w:p>
+      <w:pPr>
+        <w:keepNext w:val="0"/>
+        <w:widowControl/>
+        <w:spacing w:before="0" w:after="90" w:line="300" w:lineRule="auto"/>
+        <w:ind w:firstLine="420" w:left="0" w:right="0"/>
+        <w:jc w:val="both"/>
+      </w:pPr>
+      <w:r>
+        <w:rPr>
+          <w:rFonts w:ascii="Times New Roman" w:hAnsi="Times New Roman" w:eastAsia="宋体"/>
+          <w:b w:val="0"/>
+          <w:color w:val="000000"/>
+          <w:sz w:val="21"/>
+        </w:rPr>
+        <w:t>唯一分歧出现在Q1125282_P57_2的B0原始答案“Man on the Moon was directed by Milo Forman.”。参考姓名为Miloš Forman，输出缺少姓名末尾字符š。上下文01认为人物身份写法不确定、姓名信息仅部分保留，准确性与完整性各给1分；上下文02认为该姓名仍可辨认，两项各给2分。两次流畅度均为4分、无依据断言均为0。报告保留两组原判，不将其合并或裁决为一个分数；这里评价的是原始输出，并未用名称恢复后的答案替换。</w:t>
+      </w:r>
+    </w:p>
+    <w:p>
+      <w:pPr>
+        <w:keepNext w:val="0"/>
+        <w:widowControl/>
+        <w:spacing w:before="0" w:after="90" w:line="300" w:lineRule="auto"/>
+        <w:ind w:firstLine="420" w:left="0" w:right="0"/>
+        <w:jc w:val="both"/>
+      </w:pPr>
+      <w:r>
+        <w:rPr>
+          <w:rFonts w:ascii="Times New Roman" w:hAnsi="Times New Roman" w:eastAsia="宋体"/>
+          <w:b w:val="0"/>
+          <w:color w:val="000000"/>
+          <w:sz w:val="21"/>
+        </w:rPr>
+        <w:t>这组结果补充了固定模板答案的文本质量观察。相近的均值与较高一致率符合多数答案直接复述已知图谱事实的测试条件，但不能据此证明一般语言理解能力。两次评价使用相同模型，可能共享判断偏差，一致率只描述本次模型评分的重复性，不是人类评价者一致性或答案的绝对正确率。100题的覆盖性样本与给定参考也限制了结论范围，中文改写、错拼、开放问题和P0证据回答仍应分别评价。</w:t>
+      </w:r>
+    </w:p>
+    <w:p>
+      <w:pPr>
+        <w:keepNext w:val="0"/>
+        <w:widowControl/>
+        <w:spacing w:before="0" w:after="90" w:line="300" w:lineRule="auto"/>
+        <w:ind w:firstLine="420" w:left="0" w:right="0"/>
+        <w:jc w:val="both"/>
+      </w:pPr>
+      <w:r>
+        <w:rPr>
+          <w:rFonts w:ascii="Times New Roman" w:hAnsi="Times New Roman" w:eastAsia="宋体"/>
+          <w:b w:val="0"/>
+          <w:color w:val="000000"/>
+          <w:sz w:val="21"/>
+        </w:rPr>
+        <w:t>本次逐条评分CSV、原始JSONL、模型配置、评分细则及分歧记录统一保存于reports/辅助评价/20261031_sol_ultra/。两份报告引用同一份记录；原有人工评分表保持未评分状态，不以这些辅助分数回填。</w:t>
       </w:r>
     </w:p>
     <w:p>
@@ -16393,13 +18060,12 @@
       </w:pPr>
       <w:r>
         <w:rPr>
-          <w:rFonts w:ascii="Times New Roman" w:hAnsi="Times New Roman" w:eastAsia="宋体" w:cs="Times New Roman"/>
+          <w:rFonts w:ascii="Times New Roman" w:hAnsi="Times New Roman" w:eastAsia="宋体"/>
           <w:b w:val="0"/>
-          <w:i w:val="0"/>
           <w:color w:val="000000"/>
           <w:sz w:val="21"/>
         </w:rPr>
-        <w:t>5000部电影主实验于2026年10月30日完成，10月31日开展补充实验并整理环境截图。主观评价采用第4.5节的共同样本与规则，尚未取得完整实际评分，本报告不列主观均值。</w:t>
+        <w:t>5000部电影主实验于2026年10月30日完成，10月31日开展补充实验并整理环境截图。同日完成两个独立模型上下文的辅助评价，发现模板答案事实覆盖较高，轻微语言问题与姓名残缺仍需单独检查。两组原判和唯一分歧共同保留，结果范围与第4.5节的评价设置一致。</w:t>
       </w:r>
     </w:p>
     <w:p>
